--- a/testakten/gesellschaftsgruender-streit-roeschen-tech/08_Beirat_Schlichtungs_Empfehlung.docx
+++ b/testakten/gesellschaftsgruender-streit-roeschen-tech/08_Beirat_Schlichtungs_Empfehlung.docx
@@ -5,42 +5,57 @@
     <w:p>
       <w:pPr>
         <w:pStyle w:val="Heading1"/>
+        <w:spacing w:after="160" w:line="259" w:lineRule="auto"/>
       </w:pPr>
       <w:r>
         <w:rPr>
           <w:rFonts w:ascii="Times New Roman" w:hAnsi="Times New Roman"/>
+          <w:b/>
+          <w:sz w:val="28"/>
         </w:rPr>
         <w:t>Beirat-Schlichtungs-Empfehlung</w:t>
       </w:r>
     </w:p>
     <w:p>
       <w:pPr>
+        <w:spacing w:before="120" w:after="60" w:line="259" w:lineRule="auto"/>
         <w:jc w:val="left"/>
       </w:pPr>
       <w:r>
         <w:rPr>
+          <w:rFonts w:ascii="Times New Roman" w:hAnsi="Times New Roman"/>
           <w:b/>
+          <w:sz w:val="22"/>
         </w:rPr>
         <w:t>Roeschen Tech GmbH</w:t>
       </w:r>
     </w:p>
     <w:p>
       <w:pPr>
+        <w:spacing w:before="120" w:after="60" w:line="259" w:lineRule="auto"/>
         <w:jc w:val="left"/>
       </w:pPr>
       <w:r>
         <w:rPr>
+          <w:rFonts w:ascii="Times New Roman" w:hAnsi="Times New Roman"/>
           <w:b/>
+          <w:sz w:val="22"/>
         </w:rPr>
         <w:t>Beirat</w:t>
       </w:r>
       <w:r>
+        <w:rPr>
+          <w:rFonts w:ascii="Times New Roman" w:hAnsi="Times New Roman"/>
+          <w:b/>
+          <w:sz w:val="22"/>
+        </w:rPr>
         <w:t xml:space="preserve"> der Roeschen Tech GmbH:</w:t>
       </w:r>
     </w:p>
     <w:p>
       <w:pPr>
         <w:pStyle w:val="ListBullet"/>
+        <w:spacing w:line="259" w:lineRule="auto" w:after="60"/>
       </w:pPr>
       <w:r>
         <w:t>Prof. Dr. Hannelore Bornhardt-Wiese (Vorsitzende, unabhängig, Wirtschaftsprüfer im Ruhestand)</w:t>
@@ -49,37 +64,64 @@
     <w:p>
       <w:pPr>
         <w:pStyle w:val="ListBullet"/>
+        <w:spacing w:before="120" w:after="60" w:line="259" w:lineRule="auto"/>
       </w:pPr>
       <w:r>
+        <w:rPr>
+          <w:rFonts w:ascii="Times New Roman" w:hAnsi="Times New Roman"/>
+          <w:b/>
+          <w:sz w:val="22"/>
+        </w:rPr>
         <w:t>Dipl.-Ing. Klaus Eitelfried (Branchen-Experte KI, ehemaliger CTO XYZ AG)</w:t>
       </w:r>
     </w:p>
     <w:p>
       <w:pPr>
         <w:pStyle w:val="ListBullet"/>
+        <w:spacing w:before="120" w:after="60" w:line="259" w:lineRule="auto"/>
       </w:pPr>
       <w:r>
+        <w:rPr>
+          <w:rFonts w:ascii="Times New Roman" w:hAnsi="Times New Roman"/>
+          <w:b/>
+          <w:sz w:val="22"/>
+        </w:rPr>
         <w:t>Dr. Sabine Wiedemann (Anwältin, unabhängig)</w:t>
       </w:r>
     </w:p>
     <w:p>
       <w:pPr>
+        <w:spacing w:before="120" w:after="60" w:line="259" w:lineRule="auto"/>
         <w:jc w:val="left"/>
       </w:pPr>
       <w:r>
         <w:rPr>
-          <w:b/>
+          <w:rFonts w:ascii="Times New Roman" w:hAnsi="Times New Roman"/>
+          <w:b w:val="0"/>
+          <w:i w:val="0"/>
+          <w:sz w:val="22"/>
         </w:rPr>
         <w:t>Datum</w:t>
       </w:r>
       <w:r>
+        <w:rPr>
+          <w:rFonts w:ascii="Times New Roman" w:hAnsi="Times New Roman"/>
+          <w:b w:val="0"/>
+          <w:i w:val="0"/>
+          <w:sz w:val="22"/>
+        </w:rPr>
         <w:t>: 28. Juli 2026</w:t>
       </w:r>
     </w:p>
-    <w:p/>
+    <w:p>
+      <w:pPr>
+        <w:spacing w:line="259" w:lineRule="auto" w:after="60"/>
+      </w:pPr>
+    </w:p>
     <w:p>
       <w:pPr>
         <w:pStyle w:val="Heading2"/>
+        <w:spacing w:line="259" w:lineRule="auto" w:after="60"/>
       </w:pPr>
       <w:r>
         <w:rPr>
@@ -90,6 +132,7 @@
     </w:p>
     <w:p>
       <w:pPr>
+        <w:spacing w:line="259" w:lineRule="auto" w:after="60"/>
         <w:jc w:val="left"/>
       </w:pPr>
       <w:r>
@@ -98,6 +141,7 @@
     </w:p>
     <w:p>
       <w:pPr>
+        <w:spacing w:line="259" w:lineRule="auto" w:after="60"/>
         <w:jc w:val="left"/>
       </w:pPr>
       <w:r>
@@ -106,6 +150,7 @@
     </w:p>
     <w:p>
       <w:pPr>
+        <w:spacing w:line="259" w:lineRule="auto" w:after="60"/>
         <w:jc w:val="left"/>
       </w:pPr>
       <w:r>
@@ -115,6 +160,7 @@
     <w:p>
       <w:pPr>
         <w:pStyle w:val="ListBullet"/>
+        <w:spacing w:line="259" w:lineRule="auto" w:after="60"/>
       </w:pPr>
       <w:r>
         <w:t>die schriftlichen Unterlagen ausgewertet (Satzung, SHA, Subscription Agreement, GV-Protokoll, Klageschrift, Eilantrag)</w:t>
@@ -123,15 +169,21 @@
     <w:p>
       <w:pPr>
         <w:pStyle w:val="ListBullet"/>
+        <w:spacing w:line="259" w:lineRule="auto" w:after="60"/>
       </w:pPr>
       <w:r>
         <w:t>die Beteiligten mündlich angehört (Christine Linnenbach, Andrea Roesener, Bert Schmid, Vorstand Stahlauge AG, Vertreter Pi Mu Holding GmbH)</w:t>
       </w:r>
     </w:p>
-    <w:p/>
+    <w:p>
+      <w:pPr>
+        <w:spacing w:line="259" w:lineRule="auto" w:after="60"/>
+      </w:pPr>
+    </w:p>
     <w:p>
       <w:pPr>
         <w:pStyle w:val="Heading2"/>
+        <w:spacing w:line="259" w:lineRule="auto" w:after="60"/>
       </w:pPr>
       <w:r>
         <w:rPr>
@@ -143,6 +195,7 @@
     <w:p>
       <w:pPr>
         <w:pStyle w:val="Heading3"/>
+        <w:spacing w:line="259" w:lineRule="auto" w:after="60"/>
       </w:pPr>
       <w:r>
         <w:rPr>
@@ -153,6 +206,7 @@
     </w:p>
     <w:p>
       <w:pPr>
+        <w:spacing w:line="259" w:lineRule="auto" w:after="60"/>
         <w:jc w:val="left"/>
       </w:pPr>
       <w:r>
@@ -171,6 +225,7 @@
     <w:p>
       <w:pPr>
         <w:pStyle w:val="ListBullet"/>
+        <w:spacing w:line="259" w:lineRule="auto" w:after="60"/>
       </w:pPr>
       <w:r>
         <w:t>Pi Mu Holding ist tatsächlich überwiegend Finanzinvestor.</w:t>
@@ -179,6 +234,7 @@
     <w:p>
       <w:pPr>
         <w:pStyle w:val="ListBullet"/>
+        <w:spacing w:line="259" w:lineRule="auto" w:after="60"/>
       </w:pPr>
       <w:r>
         <w:t>Allerdings: Pi Mu Holding bringt Zugang zum Industrie-KI-Markt durch ein neueres Beteiligungs-Portfolio in den Jahren 2024-2026.</w:t>
@@ -187,6 +243,7 @@
     <w:p>
       <w:pPr>
         <w:pStyle w:val="ListBullet"/>
+        <w:spacing w:line="259" w:lineRule="auto" w:after="60"/>
       </w:pPr>
       <w:r>
         <w:t xml:space="preserve">Die Bewertung 38,5 Mio. Pre-Money ist im Marktvergleich </w:t>
@@ -204,6 +261,7 @@
     <w:p>
       <w:pPr>
         <w:pStyle w:val="ListBullet"/>
+        <w:spacing w:line="259" w:lineRule="auto" w:after="60"/>
       </w:pPr>
       <w:r>
         <w:t xml:space="preserve">Die strategischen Beiträge sind </w:t>
@@ -220,6 +278,7 @@
     </w:p>
     <w:p>
       <w:pPr>
+        <w:spacing w:line="259" w:lineRule="auto" w:after="60"/>
         <w:jc w:val="left"/>
       </w:pPr>
       <w:r>
@@ -238,6 +297,7 @@
     <w:p>
       <w:pPr>
         <w:pStyle w:val="Heading3"/>
+        <w:spacing w:line="259" w:lineRule="auto" w:after="60"/>
       </w:pPr>
       <w:r>
         <w:rPr>
@@ -248,6 +308,7 @@
     </w:p>
     <w:p>
       <w:pPr>
+        <w:spacing w:line="259" w:lineRule="auto" w:after="60"/>
         <w:jc w:val="left"/>
       </w:pPr>
       <w:r>
@@ -266,6 +327,7 @@
     <w:p>
       <w:pPr>
         <w:pStyle w:val="ListBullet"/>
+        <w:spacing w:line="259" w:lineRule="auto" w:after="60"/>
       </w:pPr>
       <w:r>
         <w:t>Die Klägerin Christine hatte explizit ihre Bezugs-Bereitschaft für einen anteiligen Beitrag erklärt.</w:t>
@@ -274,6 +336,7 @@
     <w:p>
       <w:pPr>
         <w:pStyle w:val="ListBullet"/>
+        <w:spacing w:line="259" w:lineRule="auto" w:after="60"/>
       </w:pPr>
       <w:r>
         <w:t>Diese Möglichkeit wurde nicht ernsthaft geprüft.</w:t>
@@ -282,6 +345,7 @@
     <w:p>
       <w:pPr>
         <w:pStyle w:val="ListBullet"/>
+        <w:spacing w:line="259" w:lineRule="auto" w:after="60"/>
       </w:pPr>
       <w:r>
         <w:t xml:space="preserve">Eine Mischvariante (Pi Mu zeichnet </w:t>
@@ -308,6 +372,7 @@
     <w:p>
       <w:pPr>
         <w:pStyle w:val="Heading3"/>
+        <w:spacing w:line="259" w:lineRule="auto" w:after="60"/>
       </w:pPr>
       <w:r>
         <w:rPr>
@@ -318,6 +383,7 @@
     </w:p>
     <w:p>
       <w:pPr>
+        <w:spacing w:line="259" w:lineRule="auto" w:after="60"/>
         <w:jc w:val="left"/>
       </w:pPr>
       <w:r>
@@ -336,6 +402,7 @@
     <w:p>
       <w:pPr>
         <w:pStyle w:val="Heading3"/>
+        <w:spacing w:line="259" w:lineRule="auto" w:after="60"/>
       </w:pPr>
       <w:r>
         <w:rPr>
@@ -346,6 +413,7 @@
     </w:p>
     <w:p>
       <w:pPr>
+        <w:spacing w:line="259" w:lineRule="auto" w:after="60"/>
         <w:jc w:val="left"/>
       </w:pPr>
       <w:r>
@@ -363,6 +431,7 @@
     </w:p>
     <w:p>
       <w:pPr>
+        <w:spacing w:line="259" w:lineRule="auto" w:after="60"/>
         <w:jc w:val="left"/>
       </w:pPr>
       <w:r>
@@ -380,6 +449,7 @@
     </w:p>
     <w:p>
       <w:pPr>
+        <w:spacing w:line="259" w:lineRule="auto" w:after="60"/>
         <w:jc w:val="left"/>
       </w:pPr>
       <w:r>
@@ -714,6 +784,7 @@
     </w:tbl>
     <w:p>
       <w:pPr>
+        <w:spacing w:line="259" w:lineRule="auto" w:after="60"/>
         <w:jc w:val="left"/>
       </w:pPr>
       <w:r>
@@ -732,6 +803,7 @@
     <w:p>
       <w:pPr>
         <w:pStyle w:val="ListBullet"/>
+        <w:spacing w:line="259" w:lineRule="auto" w:after="60"/>
       </w:pPr>
       <w:r>
         <w:t>1. Mio. binnen 30 Tagen</w:t>
@@ -740,6 +812,7 @@
     <w:p>
       <w:pPr>
         <w:pStyle w:val="ListBullet"/>
+        <w:spacing w:line="259" w:lineRule="auto" w:after="60"/>
       </w:pPr>
       <w:r>
         <w:t>1,5 Mio. binnen 90 Tagen</w:t>
@@ -747,6 +820,7 @@
     </w:p>
     <w:p>
       <w:pPr>
+        <w:spacing w:line="259" w:lineRule="auto" w:after="60"/>
         <w:jc w:val="left"/>
       </w:pPr>
       <w:r>
@@ -764,6 +838,7 @@
     </w:p>
     <w:p>
       <w:pPr>
+        <w:spacing w:line="259" w:lineRule="auto" w:after="60"/>
         <w:jc w:val="left"/>
       </w:pPr>
       <w:r>
@@ -779,10 +854,15 @@
         <w:t xml:space="preserve"> für künftige Kapitalerhöhungen: explizite Anfrage an Minderheits-Gesellschafter mit Frist und Bezugs-Optionen.</w:t>
       </w:r>
     </w:p>
-    <w:p/>
+    <w:p>
+      <w:pPr>
+        <w:spacing w:line="259" w:lineRule="auto" w:after="60"/>
+      </w:pPr>
+    </w:p>
     <w:p>
       <w:pPr>
         <w:pStyle w:val="Heading2"/>
+        <w:spacing w:line="259" w:lineRule="auto" w:after="60"/>
       </w:pPr>
       <w:r>
         <w:rPr>
@@ -793,6 +873,7 @@
     </w:p>
     <w:p>
       <w:pPr>
+        <w:spacing w:line="259" w:lineRule="auto" w:after="60"/>
         <w:jc w:val="left"/>
       </w:pPr>
       <w:r>
@@ -819,6 +900,7 @@
     </w:p>
     <w:p>
       <w:pPr>
+        <w:spacing w:line="259" w:lineRule="auto" w:after="60"/>
         <w:jc w:val="left"/>
       </w:pPr>
       <w:r>
@@ -834,10 +916,15 @@
         <w:t xml:space="preserve"> ist (§ 12 (3) c) Satzung), aber die Pflicht zur Anrufung des Beirats vor Klageerhebung (§ 11 (1) SHA) bestand und gewahrt wurde.</w:t>
       </w:r>
     </w:p>
-    <w:p/>
+    <w:p>
+      <w:pPr>
+        <w:spacing w:line="259" w:lineRule="auto" w:after="60"/>
+      </w:pPr>
+    </w:p>
     <w:p>
       <w:pPr>
         <w:pStyle w:val="Heading2"/>
+        <w:spacing w:line="259" w:lineRule="auto" w:after="60"/>
       </w:pPr>
       <w:r>
         <w:rPr>
@@ -848,6 +935,7 @@
     </w:p>
     <w:p>
       <w:pPr>
+        <w:spacing w:line="259" w:lineRule="auto" w:after="60"/>
         <w:jc w:val="left"/>
       </w:pPr>
       <w:r>
@@ -857,6 +945,7 @@
     <w:p>
       <w:pPr>
         <w:pStyle w:val="ListBullet"/>
+        <w:spacing w:line="259" w:lineRule="auto" w:after="60"/>
       </w:pPr>
       <w:r>
         <w:rPr>
@@ -871,6 +960,7 @@
     <w:p>
       <w:pPr>
         <w:pStyle w:val="ListBullet"/>
+        <w:spacing w:line="259" w:lineRule="auto" w:after="60"/>
       </w:pPr>
       <w:r>
         <w:rPr>
@@ -885,6 +975,7 @@
     <w:p>
       <w:pPr>
         <w:pStyle w:val="ListBullet"/>
+        <w:spacing w:line="259" w:lineRule="auto" w:after="60"/>
       </w:pPr>
       <w:r>
         <w:rPr>
@@ -899,6 +990,7 @@
     <w:p>
       <w:pPr>
         <w:pStyle w:val="ListBullet"/>
+        <w:spacing w:line="259" w:lineRule="auto" w:after="60"/>
       </w:pPr>
       <w:r>
         <w:rPr>
@@ -910,9 +1002,14 @@
         <w:t xml:space="preserve"> durch Anfechtung der Beschlüsse</w:t>
       </w:r>
     </w:p>
-    <w:p/>
     <w:p>
       <w:pPr>
+        <w:spacing w:line="259" w:lineRule="auto" w:after="60"/>
+      </w:pPr>
+    </w:p>
+    <w:p>
+      <w:pPr>
+        <w:spacing w:line="259" w:lineRule="auto" w:after="60"/>
         <w:jc w:val="left"/>
       </w:pPr>
       <w:r>
@@ -921,6 +1018,7 @@
     </w:p>
     <w:p>
       <w:pPr>
+        <w:spacing w:line="259" w:lineRule="auto" w:after="60"/>
         <w:jc w:val="left"/>
       </w:pPr>
       <w:r>
@@ -929,6 +1027,7 @@
     </w:p>
     <w:p>
       <w:pPr>
+        <w:spacing w:line="259" w:lineRule="auto" w:after="60"/>
         <w:jc w:val="left"/>
       </w:pPr>
       <w:r>
@@ -937,6 +1036,7 @@
     </w:p>
     <w:p>
       <w:pPr>
+        <w:spacing w:line="259" w:lineRule="auto" w:after="60"/>
         <w:jc w:val="left"/>
       </w:pPr>
       <w:r>
@@ -945,6 +1045,7 @@
     </w:p>
     <w:p>
       <w:pPr>
+        <w:spacing w:line="259" w:lineRule="auto" w:after="60"/>
         <w:jc w:val="left"/>
       </w:pPr>
       <w:r>
@@ -953,6 +1054,7 @@
     </w:p>
     <w:p>
       <w:pPr>
+        <w:spacing w:line="259" w:lineRule="auto" w:after="60"/>
         <w:jc w:val="left"/>
       </w:pPr>
       <w:r>
@@ -961,6 +1063,7 @@
     </w:p>
     <w:p>
       <w:pPr>
+        <w:spacing w:line="259" w:lineRule="auto" w:after="60"/>
         <w:jc w:val="left"/>
       </w:pPr>
       <w:r>
@@ -968,13 +1071,58 @@
       </w:r>
     </w:p>
     <w:sectPr>
+      <w:headerReference w:type="default" r:id="rId9"/>
+      <w:footerReference w:type="default" r:id="rId10"/>
       <w:pgSz w:w="11906" w:h="16838"/>
-      <w:pgMar w:top="1417" w:right="1417" w:bottom="1417" w:left="1417" w:header="720" w:footer="720" w:gutter="0"/>
+      <w:pgMar w:top="1191" w:right="1247" w:bottom="1134" w:left="1361" w:header="720" w:footer="720" w:gutter="0"/>
       <w:cols w:space="720"/>
       <w:docGrid w:linePitch="360"/>
     </w:sectPr>
   </w:body>
 </w:document>
+</file>
+
+<file path=word/footer1.xml><?xml version="1.0" encoding="utf-8"?>
+<w:ftr xmlns:m="http://schemas.openxmlformats.org/officeDocument/2006/math" xmlns:mc="http://schemas.openxmlformats.org/markup-compatibility/2006" xmlns:mo="http://schemas.microsoft.com/office/mac/office/2008/main" xmlns:mv="urn:schemas-microsoft-com:mac:vml" xmlns:o="urn:schemas-microsoft-com:office:office" xmlns:r="http://schemas.openxmlformats.org/officeDocument/2006/relationships" xmlns:v="urn:schemas-microsoft-com:vml" xmlns:w10="urn:schemas-microsoft-com:office:word" xmlns:w14="http://schemas.microsoft.com/office/word/2010/wordml" xmlns:w="http://schemas.openxmlformats.org/wordprocessingml/2006/main" xmlns:wne="http://schemas.microsoft.com/office/word/2006/wordml" xmlns:wp14="http://schemas.microsoft.com/office/word/2010/wordprocessingDrawing" xmlns:wp="http://schemas.openxmlformats.org/drawingml/2006/wordprocessingDrawing" xmlns:wpc="http://schemas.microsoft.com/office/word/2010/wordprocessingCanvas" xmlns:wpg="http://schemas.microsoft.com/office/word/2010/wordprocessingGroup" xmlns:wpi="http://schemas.microsoft.com/office/word/2010/wordprocessingInk" xmlns:wps="http://schemas.microsoft.com/office/word/2010/wordprocessingShape" mc:Ignorable="w14 wp14">
+  <w:p>
+    <w:pPr>
+      <w:pStyle w:val="Footer"/>
+      <w:jc w:val="left"/>
+    </w:pPr>
+    <w:r/>
+    <w:r>
+      <w:rPr>
+        <w:rFonts w:ascii="Times New Roman" w:hAnsi="Times New Roman"/>
+        <w:b w:val="0"/>
+        <w:color w:val="777777"/>
+        <w:sz w:val="17"/>
+      </w:rPr>
+      <w:t>Vertraulich | Bearbeitungsstand Juli 2026 | nur zur Aktenbearbeitung</w:t>
+    </w:r>
+  </w:p>
+</w:ftr>
+</file>
+
+<file path=word/header1.xml><?xml version="1.0" encoding="utf-8"?>
+<w:hdr xmlns:m="http://schemas.openxmlformats.org/officeDocument/2006/math" xmlns:mc="http://schemas.openxmlformats.org/markup-compatibility/2006" xmlns:mo="http://schemas.microsoft.com/office/mac/office/2008/main" xmlns:mv="urn:schemas-microsoft-com:mac:vml" xmlns:o="urn:schemas-microsoft-com:office:office" xmlns:r="http://schemas.openxmlformats.org/officeDocument/2006/relationships" xmlns:v="urn:schemas-microsoft-com:vml" xmlns:w10="urn:schemas-microsoft-com:office:word" xmlns:w14="http://schemas.microsoft.com/office/word/2010/wordml" xmlns:w="http://schemas.openxmlformats.org/wordprocessingml/2006/main" xmlns:wne="http://schemas.microsoft.com/office/word/2006/wordml" xmlns:wp14="http://schemas.microsoft.com/office/word/2010/wordprocessingDrawing" xmlns:wp="http://schemas.openxmlformats.org/drawingml/2006/wordprocessingDrawing" xmlns:wpc="http://schemas.microsoft.com/office/word/2010/wordprocessingCanvas" xmlns:wpg="http://schemas.microsoft.com/office/word/2010/wordprocessingGroup" xmlns:wpi="http://schemas.microsoft.com/office/word/2010/wordprocessingInk" xmlns:wps="http://schemas.microsoft.com/office/word/2010/wordprocessingShape" mc:Ignorable="w14 wp14">
+  <w:p>
+    <w:pPr>
+      <w:pStyle w:val="Header"/>
+      <w:jc w:val="left"/>
+    </w:pPr>
+    <w:r/>
+    <w:r>
+      <w:rPr>
+        <w:rFonts w:ascii="Times New Roman" w:hAnsi="Times New Roman"/>
+        <w:b w:val="0"/>
+        <w:i w:val="0"/>
+        <w:color w:val="666666"/>
+        <w:sz w:val="17"/>
+      </w:rPr>
+      <w:t>Hagemann &amp; Westarp Rechtsanwälte | Gesellschaftsrechtliche Arbeitsakte | Bearbeitungsstand Juli 2026</w:t>
+    </w:r>
+  </w:p>
+</w:hdr>
 </file>
 
 <file path=word/numbering.xml><?xml version="1.0" encoding="utf-8"?>
@@ -1691,11 +1839,12 @@
       <w:contextualSpacing/>
     </w:pPr>
     <w:rPr>
-      <w:rFonts w:asciiTheme="majorHAnsi" w:eastAsiaTheme="majorEastAsia" w:hAnsiTheme="majorHAnsi" w:cstheme="majorBidi"/>
+      <w:rFonts w:asciiTheme="majorHAnsi" w:eastAsiaTheme="majorEastAsia" w:hAnsiTheme="majorHAnsi" w:cstheme="majorBidi" w:ascii="Times New Roman" w:hAnsi="Times New Roman"/>
+      <w:b/>
       <w:color w:val="17365D" w:themeColor="text2" w:themeShade="BF"/>
       <w:spacing w:val="5"/>
       <w:kern w:val="28"/>
-      <w:sz w:val="52"/>
+      <w:sz w:val="30"/>
       <w:szCs w:val="52"/>
     </w:rPr>
   </w:style>
